--- a/docs/scenario.docx
+++ b/docs/scenario.docx
@@ -1071,7 +1071,7 @@
         <w:t xml:space="preserve">조작 ② 라벨 검수 미니게임 (과학 요소):</w:t>
       </w:r>
       <w:r>
-        <w:t xml:space="preserve"> 사진 5장을 보고 형태 형질 체크리스트(갓 색, 주름 색, 턱받이 유무, 대주머니 유무)에 따라 "식용 / 독 / 판단 보류"를 붙인다. 4장 이상 맞히면 S +1, "검수 건너뛰기"를 누르면 +0이고 시간 보너스를 준다.</w:t>
+        <w:t xml:space="preserve"> 버섯 5종(노란달걀버섯·개나리광대버섯·독우산광대버섯·큰갓버섯·개암버섯)의 도감 카드(형태 형질: 갓 색, 주름 색, 턱받이, 대주머니, 비늘, 다발)와 비교해 사진 6장의 이름표가 맞는지 틀린지 고른다. 2장이 틀린 이름표다(개나리광대버섯 사진에 '노란달걀버섯·식용', 노란달걀버섯 사진에 '개나리광대버섯·독'). 5장 이상 맞히면 S +1, "검수 건너뛰기"를 누르면 +0이다. 이 버섯들은 장면 5 찾기에서 다시 나온다.</w:t>
       </w:r>
     </w:p>
     <w:p>
@@ -1416,7 +1416,7 @@
         <w:t xml:space="preserve">⓪ 찾기:</w:t>
       </w:r>
       <w:r>
-        <w:t xml:space="preserve"> 학교 마당 세 곳(벤치 화단 · 벤치와 큰 나무 · 본관 앞 화단)을 오가며 물건을 눌러 살핀다. 버섯 4종(작은 갈색 버섯 무리, 갈색 우산 모양 버섯, 흰 버섯, 노란 버섯)과 다른 생물(무당벌레, 개미, 이끼, 지렁이)이 조사 노트에 모인다. 첫 버섯을 찾으면 "버섯은 식물이 아니라 균류", 4종을 다 찾으면 "겉모습만으로 이름을 알기 어렵다"는 말이 나온다. 노란 버섯은 벤치 아래 낙엽 더미 속에 있고, 찾으면 다온이 "이걸 앱으로 찍어 보자"고 해 촬영으로 넘어간다. 25초 안에 못 찾으면 다온이 힌트를 준다.</w:t>
+        <w:t xml:space="preserve"> 학교 마당 세 곳(벤치 화단 · 벤치와 큰 나무 · 본관 앞 화단)을 오가며 물건을 눌러 살핀다. 버섯 4종(그루터기의 붉은 갈색 버섯 무리, 갈색 비늘 우산 버섯, 흰 버섯, 노란 버섯 — 장면 2의 개암버섯·큰갓버섯·독우산광대버섯·개나리광대버섯과 닮았다고만 말하고 단정하지 않음)과 다른 생물(무당벌레, 개미, 이끼, 지렁이)이 조사 노트에 모인다. 첫 버섯을 찾으면 "버섯은 식물이 아니라 균류", 4종을 다 찾으면 "겉모습만으로 이름을 알기 어렵다"는 말이 나온다. 노란 버섯은 벤치 앞 낙엽 더미 옆에 있고, 찾으면 다온이 "이걸 앱으로 찍어 보자"고 해 촬영으로 넘어간다. 25초 안에 못 찾으면 다온이 힌트를 준다.</w:t>
       </w:r>
     </w:p>
     <w:p>
